--- a/hin/docx/41.content.docx
+++ b/hin/docx/41.content.docx
@@ -136,13 +136,6 @@
         <w:rPr>
           <w:lang w:val="hi_IN" w:bidi="hi_IN"/>
         </w:rPr>
-      </w:r>
-      <w:r>
-        <w:rPr>
-          <w:i/>
-          <w:lang w:val="hi_IN" w:bidi="hi_IN"/>
-        </w:rPr>
-        <w:t>मरकुस 1:2–3, मरकुस 1:4, मरकुस 1:5, मरकुस 1:6, मरकुस 1:8, मरकुस 1:10, मरकुस 1:11, मरकुस 1:12, मरकुस 1:13, मरकुस 1:15, मरकुस 1:16, मरकुस 1:17, मरकुस 1:19, मरकुस 1:22, मरकुस 1:24, मरकुस 1:28, मरकुस 1:30, मरकुस 1:32–34, मरकुस 1:35, मरकुस 1:38–39, मरकुस 1:40–41, मरकुस 1:44, मरकुस 2:4, मरकुस 2:5, मरकुस 2:6–7, मरकुस 2:10–12, मरकुस 2:13–14, मरकुस 2:15–16, मरकुस 2:17, मरकुस 2:18, मरकुस 2:19, मरकुस 2:23–24, मरकुस 2:25–26, मरकुस 2:27, मरकुस 2:28, मरकुस 3:1–2, मरकुस 3:4, मरकुस 3:4 (#2), मरकुस 3:5, मरकुस 3:6, मरकुस 3:7–8, मरकुस 3:11, मरकुस 3:14–15, मरकुस 3:19, मरकुस 3:21, मरकुस 3:22, मरकुस 3:23–24, मरकुस 3:28–29, मरकुस 3:33–35, मरकुस 4:1, मरकुस 4:4, मरकुस 4:6, मरकुस 4:7, मरकुस 4:8, मरकुस 4:11, मरकुस 4:14, मरकुस 4:15, मरकुस 4:16–17, मरकुस 4:18–19, मरकुस 4:20, मरकुस 4:22, मरकुस 4:26–27, मरकुस 4:30–32, मरकुस 4:35–37, मरकुस 4:38, मरकुस 4:38 (#2), मरकुस 4:39, मरकुस 4:41, मरकुस 5:1–2, मरकुस 5:4, मरकुस 5:7, मरकुस 5:8, मरकुस 5:9, मरकुस 5:13, मरकुस 5:15, मरकुस 5:17, मरकुस 5:19, मरकुस 5:22–23, मरकुस 5:25, मरकुस 5:28, मरकुस 5:30, मरकुस 5:32, मरकुस 5:34, मरकुस 5:35, मरकुस 5:36, मरकुस 5:37, मरकुस 5:40, मरकुस 5:42, मरकुस 6:2, मरकुस 6:4, मरकुस 6:6, मरकुस 6:7, मरकुस 6:8–9, मरकुस 6:11, मरकुस 6:14–15, मरकुस 6:18, मरकुस 6:20, मरकुस 6:23, मरकुस 6:25, मरकुस 6:26, मरकुस 6:33, मरकुस 6:34, मरकुस 6:37, मरकुस 6:38, मरकुस 6:41, मरकुस 6:43, मरकुस 6:44, मरकुस 6:48, मरकुस 6:50, मरकुस 6:52, मरकुस 6:55, मरकुस 6:56, मरकुस 7:2, मरकुस 7:3–4, मरकुस 7:8–9, मरकुस 7:11–13, मरकुस 7:15, मरकुस 7:15 (#2), मरकुस 7:18–19, मरकुस 7:19, मरकुस 7:20–23, मरकुस 7:21–22, मरकुस 7:25–26, मरकुस 7:28, मरकुस 7:29–30, मरकुस 7:33–34, मरकुस 7:36, मरकुस 8:1–2, मरकुस 8:5, मरकुस 8:6, मरकुस 8:8, मरकुस 8:9, मरकुस 8:11, मरकुस 8:15, मरकुस 8:16, मरकुस 8:19, मरकुस 8:23, मरकुस 8:25, मरकुस 8:28, मरकुस 8:29, मरकुस 8:31, मरकुस 8:33, मरकुस 8:34, मरकुस 8:36, मरकुस 8:38, मरकुस 9:1, मरकुस 9:2–3, मरकुस 9:4, मरकुस 9:7, मरकुस 9:9, मरकुस 9:11–13, मरकुस 9:17–18, मरकुस 9:22, मरकुस 9:23–24, मरकुस 9:28–29, मरकुस 9:31, मरकुस 9:33–34, मरकुस 9:35, मरकुस 9:36–37, मरकुस 9:42, मरकुस 9:47, मरकुस 9:48, मरकुस 10:2, मरकुस 10:4, मरकुस 10:5, मरकुस 10:6, मरकुस 10:7–8, मरकुस 10:9, मरकुस 10:13–14, मरकुस 10:15, मरकुस 10:19, मरकुस 10:21, मरकुस 10:22, मरकुस 10:23–25, मरकुस 10:26–27, मरकुस 10:29–30, मरकुस 10:32, मरकुस 10:33–34, मरकुस 10:35–37, मरकुस 10:39, मरकुस 10:40, मरकुस 10:42, मरकुस 10:43–44, मरकुस 10:48, मरकुस 10:52, मरकुस 11:2, मरकुस 11:5–6, मरकुस 11:8, मरकुस 11:10, मरकुस 11:11, मरकुस 11:14, मरकुस 11:15–16, मरकुस 11:17, मरकुस 11:17 (#2), मरकुस 11:18, मरकुस 11:20, मरकुस 11:24, मरकुस 11:25, मरकुस 11:27–28, मरकुस 11:29–30, मरकुस 11:31, मरकुस 11:32, मरकुस 12:1, मरकुस 12:5, मरकुस 12:6, मरकुस 12:8, मरकुस 12:9, मरकुस 12:10, मरकुस 12:14, मरकुस 12:17, मरकुस 12:18, मरकुस 12:22, मरकुस 12:23, मरकुस 12:24, मरकुस 12:25, मरकुस 12:26–27, मरकुस 12:29–30, मार्क 12:31, मरकुस 12:35–37, मरकुस 12:38–40, मरकुस 12:44, मरकुस 13:2, मरकुस 13:4, मरकुस 13:5–6, मरकुस 13:7–8, मरकुस 13:9, मरकुस 13:10, मरकुस 13:12, मरकुस 13:13, मरकुस 13:14, मरकुस 13:20, मरकुस 13:22, मरकुस 13:24–25, मरकुस 13:26, मरकुस 13:27, मरकुस 13:30, मरकुस 13:31, मरकुस 13:32, मरकुस 13:33, मरकुस 13:35, मरकुस 13:37, मरकुस 14:1, मरकुस 14:2, मरकुस 14:3, मरकुस 14:5, मरकुस 14:8, मरकुस 14:9, मरकुस 14:10, मरकुस 14:12–15, मरकुस 14:18, मरकुस 14:20, मरकुस 14:21, मरकुस 14:22, मरकुस 14:24, मरकुस 14:25, मरकुस 14:27, मरकुस 14:30, मरकुस 14:32–34, मरकुस 14:35, मरकुस 14:36, मरकुस 14:37, मरकुस 14:40, मरकुस 14:41, मरकुस 14:44–45, मरकुस 14:48–49, मरकुस 14:50, मरकुस 14:51–52, मरकुस 14:53–54, मरकुस 14:55–56, मरकुस 14:61, मरकुस 14:62, मरकुस 14:64, मरकुस 14:65, मरकुस 14:66–68, मरकुस 14:71, मरकुस 14:72, मरकुस 14:72 (#2), मरकुस 15:1, मरकुस 15:5, मरकुस 15:6, मरकुस 15:10, मरकुस 15:11, मरकुस 15:12–13, मरकुस 15:17, मरकुस 15:21, मरकुस 15:22, मरकुस 15:24, मरकुस 15:26, मरकुस 15:29–30, मरकुस 15:31–32, मरकुस 15:32, मरकुस 15:33, मरकुस 15:34, मरकुस 15:37, मरकुस 15:38, मरकुस 15:39, मरकुस 15:42, मरकुस 15:43–46, मरकुस 16:1–2, मरकुस 16:4, मरकुस 16:5, मरकुस 16:6, मरकुस 16:7, मरकुस 16:9, मरकुस 16:11, मरकुस 16:13, मरकुस 16:14, मरकुस 16:15, मरकुस 16:16, मरकुस 16:16 (#2), मरकुस 16:17–18, मरकुस 16:19, मरकुस 16:20, मरकुस 16:20 (#2)</w:t>
       </w:r>
       <w:r>
         <w:rPr>

--- a/hin/docx/41.content.docx
+++ b/hin/docx/41.content.docx
@@ -123,19 +123,6 @@
           <w:lang w:val="hi_IN" w:bidi="hi_IN"/>
         </w:rPr>
         <w:t>MRK</w:t>
-      </w:r>
-      <w:r>
-        <w:rPr>
-          <w:lang w:val="hi_IN" w:bidi="hi_IN"/>
-        </w:rPr>
-      </w:r>
-    </w:p>
-    <w:p>
-      <w:pPr/>
-      <w:r>
-        <w:rPr>
-          <w:lang w:val="hi_IN" w:bidi="hi_IN"/>
-        </w:rPr>
       </w:r>
       <w:r>
         <w:rPr>

--- a/hin/docx/41.content.docx
+++ b/hin/docx/41.content.docx
@@ -19,7 +19,7 @@
         <w:rPr>
           <w:lang w:val="hi_IN" w:bidi="hi_IN"/>
         </w:rPr>
-        <w:t>Resource: अनुवाद प्रश्न (unfoldingWord)</w:t>
+        <w:t>Resource: unfoldingWord® Translation Questions</w:t>
       </w:r>
       <w:r>
         <w:rPr>
@@ -85,7 +85,7 @@
         <w:rPr>
           <w:lang w:val="hi_IN" w:bidi="hi_IN"/>
         </w:rPr>
-        <w:t>अनुवाद प्रश्न (unfoldingWord)</w:t>
+        <w:t>unfoldingWord® Translation Questions</w:t>
       </w:r>
     </w:p>
     <w:p>
